--- a/de/wisdom-stories/three-scenes.docx
+++ b/de/wisdom-stories/three-scenes.docx
@@ -131,7 +131,7 @@
         <w:rPr>
           <w:lang/>
         </w:rPr>
-        <w:t>„Der Mann mit den Steinen zeigt, wie man sich an Unrecht gewöhnt. Beim ersten Mal lastet das Gewissen schwer auf einem Menschen. Wenn er jedoch keine Reue empfindet und sein Verhalten nicht ändert, fällt ihm dieselbe Tat beim nächsten Mal leichter. Eine Sünde, die nicht bereut wird, kann einer weiteren die Tür öffnen.“</w:t>
+        <w:t>„Der Mann mit den Steinen zeigt, wie man sich an Unrecht gewöhnt. Beim ersten Mal plagt einen Menschen das Gewissen. Wenn er jedoch keine Reue empfindet und sein Verhalten nicht ändert, fällt ihm dieselbe Tat beim nächsten Mal leichter. Eine Sünde, die nicht bereut wird, kann einer weiteren die Tür öffnen.“</w:t>
       </w:r>
     </w:p>
     <w:p>
